--- a/rapports/2026-06-06/EQ19/EQ19_enq2_v2/DR_malforme_1_31201E_11/74-38-00-97.docx
+++ b/rapports/2026-06-06/EQ19/EQ19_enq2_v2/DR_malforme_1_31201E_11/74-38-00-97.docx
@@ -297,7 +297,7 @@
           <w:color w:val="1F6FEB"/>
           <w:sz w:val="22"/>
         </w:rPr>
-        <w:t>⚠ INCOHÉRENCES À CORRIGER (72)</w:t>
+        <w:t>⚠ INCOHÉRENCES À CORRIGER (68)</w:t>
       </w:r>
     </w:p>
     <w:tbl>
@@ -518,6 +518,726 @@
                 <w:i w:val="0"/>
                 <w:sz w:val="16"/>
               </w:rPr>
+              <w:t>S07</w:t>
+              <w:br/>
+            </w:r>
+            <w:r>
+              <w:rPr>
+                <w:b w:val="0"/>
+                <w:i w:val="0"/>
+                <w:color w:val="64748B"/>
+                <w:sz w:val="14"/>
+              </w:rPr>
+              <w:t>Consommation alimentaire</w:t>
+            </w:r>
+          </w:p>
+        </w:tc>
+        <w:tc>
+          <w:tcPr>
+            <w:tcW w:type="dxa" w:w="1531"/>
+          </w:tcPr>
+          <w:p>
+            <w:r>
+              <w:rPr>
+                <w:b/>
+                <w:i w:val="0"/>
+                <w:color w:val="16A34A"/>
+                <w:sz w:val="16"/>
+              </w:rPr>
+              <w:t>s01q28, s01q29, s01q30, s02q01__1, s02q02__1, s02q03__1, s02q15, s03q18</w:t>
+            </w:r>
+          </w:p>
+        </w:tc>
+        <w:tc>
+          <w:tcPr>
+            <w:tcW w:type="dxa" w:w="1191"/>
+          </w:tcPr>
+          <w:p>
+            <w:r>
+              <w:rPr>
+                <w:b w:val="0"/>
+                <w:i w:val="0"/>
+                <w:color w:val="64748B"/>
+                <w:sz w:val="16"/>
+              </w:rPr>
+              <w:t>GT-CQ</w:t>
+            </w:r>
+          </w:p>
+        </w:tc>
+        <w:tc>
+          <w:tcPr>
+            <w:tcW w:type="dxa" w:w="4706"/>
+          </w:tcPr>
+          <w:p>
+            <w:r>
+              <w:rPr>
+                <w:b w:val="0"/>
+                <w:i w:val="0"/>
+                <w:sz w:val="17"/>
+              </w:rPr>
+              <w:t>Avertissement!! Les quantités du Thé soluble ou infusion consommées en Sachets industriel semble incoherent car les ménages consomment géneralement en sachet ou en paquet, prière de corriger ou confirmer avec le QG.</w:t>
+            </w:r>
+          </w:p>
+        </w:tc>
+      </w:tr>
+      <w:tr>
+        <w:tc>
+          <w:tcPr>
+            <w:tcW w:type="dxa" w:w="964"/>
+          </w:tcPr>
+          <w:p>
+            <w:r>
+              <w:rPr>
+                <w:b/>
+                <w:i w:val="0"/>
+                <w:color w:val="DC2626"/>
+                <w:sz w:val="16"/>
+              </w:rPr>
+              <w:t>Haute</w:t>
+            </w:r>
+          </w:p>
+        </w:tc>
+        <w:tc>
+          <w:tcPr>
+            <w:tcW w:type="dxa" w:w="1247"/>
+          </w:tcPr>
+          <w:p>
+            <w:r>
+              <w:rPr>
+                <w:b/>
+                <w:i w:val="0"/>
+                <w:sz w:val="16"/>
+              </w:rPr>
+              <w:t>S07</w:t>
+              <w:br/>
+            </w:r>
+            <w:r>
+              <w:rPr>
+                <w:b w:val="0"/>
+                <w:i w:val="0"/>
+                <w:color w:val="64748B"/>
+                <w:sz w:val="14"/>
+              </w:rPr>
+              <w:t>Consommation alimentaire</w:t>
+            </w:r>
+          </w:p>
+        </w:tc>
+        <w:tc>
+          <w:tcPr>
+            <w:tcW w:type="dxa" w:w="1531"/>
+          </w:tcPr>
+          <w:p>
+            <w:r>
+              <w:rPr>
+                <w:b/>
+                <w:i w:val="0"/>
+                <w:color w:val="16A34A"/>
+                <w:sz w:val="16"/>
+              </w:rPr>
+              <w:t>s00q27, s01q03a, s01q03b, s01q03c, s02q04, s03q14, s04q15, s04q16</w:t>
+            </w:r>
+          </w:p>
+        </w:tc>
+        <w:tc>
+          <w:tcPr>
+            <w:tcW w:type="dxa" w:w="1191"/>
+          </w:tcPr>
+          <w:p>
+            <w:r>
+              <w:rPr>
+                <w:b w:val="0"/>
+                <w:i w:val="0"/>
+                <w:color w:val="64748B"/>
+                <w:sz w:val="16"/>
+              </w:rPr>
+              <w:t>GT-CQ</w:t>
+            </w:r>
+          </w:p>
+        </w:tc>
+        <w:tc>
+          <w:tcPr>
+            <w:tcW w:type="dxa" w:w="4706"/>
+          </w:tcPr>
+          <w:p>
+            <w:r>
+              <w:rPr>
+                <w:b w:val="0"/>
+                <w:i w:val="0"/>
+                <w:sz w:val="17"/>
+              </w:rPr>
+              <w:t>Incohérence!! Dans ce ménage, chaque individus consomme par jour .5119048 Kg  de cereale; Prière de vérifier les quantités prises des produits cérealiers (de Riz local Gambiaka à Autres semoules de céréales) auprès du ménage ou confirmer avec le QG.</w:t>
+            </w:r>
+          </w:p>
+        </w:tc>
+      </w:tr>
+      <w:tr>
+        <w:tc>
+          <w:tcPr>
+            <w:tcW w:type="dxa" w:w="964"/>
+          </w:tcPr>
+          <w:p>
+            <w:r>
+              <w:rPr>
+                <w:b/>
+                <w:i w:val="0"/>
+                <w:color w:val="DC2626"/>
+                <w:sz w:val="16"/>
+              </w:rPr>
+              <w:t>Haute</w:t>
+            </w:r>
+          </w:p>
+        </w:tc>
+        <w:tc>
+          <w:tcPr>
+            <w:tcW w:type="dxa" w:w="1247"/>
+          </w:tcPr>
+          <w:p>
+            <w:r>
+              <w:rPr>
+                <w:b/>
+                <w:i w:val="0"/>
+                <w:sz w:val="16"/>
+              </w:rPr>
+              <w:t>S11</w:t>
+              <w:br/>
+            </w:r>
+            <w:r>
+              <w:rPr>
+                <w:b w:val="0"/>
+                <w:i w:val="0"/>
+                <w:color w:val="64748B"/>
+                <w:sz w:val="14"/>
+              </w:rPr>
+              <w:t>Logement / cadre de vie</w:t>
+            </w:r>
+          </w:p>
+        </w:tc>
+        <w:tc>
+          <w:tcPr>
+            <w:tcW w:type="dxa" w:w="1531"/>
+          </w:tcPr>
+          <w:p>
+            <w:r>
+              <w:rPr>
+                <w:b/>
+                <w:i w:val="0"/>
+                <w:color w:val="16A34A"/>
+                <w:sz w:val="16"/>
+              </w:rPr>
+              <w:t>—</w:t>
+            </w:r>
+          </w:p>
+        </w:tc>
+        <w:tc>
+          <w:tcPr>
+            <w:tcW w:type="dxa" w:w="1191"/>
+          </w:tcPr>
+          <w:p>
+            <w:r>
+              <w:rPr>
+                <w:b w:val="0"/>
+                <w:i w:val="0"/>
+                <w:color w:val="64748B"/>
+                <w:sz w:val="16"/>
+              </w:rPr>
+              <w:t>GT-CQ</w:t>
+            </w:r>
+          </w:p>
+        </w:tc>
+        <w:tc>
+          <w:tcPr>
+            <w:tcW w:type="dxa" w:w="4706"/>
+          </w:tcPr>
+          <w:p>
+            <w:r>
+              <w:rPr>
+                <w:b w:val="0"/>
+                <w:i w:val="0"/>
+                <w:sz w:val="17"/>
+              </w:rPr>
+              <w:t>Incoherence!! Le ménage a depensé .</w:t>
+            </w:r>
+          </w:p>
+        </w:tc>
+      </w:tr>
+      <w:tr>
+        <w:tc>
+          <w:tcPr>
+            <w:tcW w:type="dxa" w:w="964"/>
+          </w:tcPr>
+          <w:p>
+            <w:r>
+              <w:rPr>
+                <w:b/>
+                <w:i w:val="0"/>
+                <w:color w:val="DC2626"/>
+                <w:sz w:val="16"/>
+              </w:rPr>
+              <w:t>Haute</w:t>
+            </w:r>
+          </w:p>
+        </w:tc>
+        <w:tc>
+          <w:tcPr>
+            <w:tcW w:type="dxa" w:w="1247"/>
+          </w:tcPr>
+          <w:p>
+            <w:r>
+              <w:rPr>
+                <w:b/>
+                <w:i w:val="0"/>
+                <w:sz w:val="16"/>
+              </w:rPr>
+              <w:t>S11</w:t>
+              <w:br/>
+            </w:r>
+            <w:r>
+              <w:rPr>
+                <w:b w:val="0"/>
+                <w:i w:val="0"/>
+                <w:color w:val="64748B"/>
+                <w:sz w:val="14"/>
+              </w:rPr>
+              <w:t>Logement / cadre de vie</w:t>
+            </w:r>
+          </w:p>
+        </w:tc>
+        <w:tc>
+          <w:tcPr>
+            <w:tcW w:type="dxa" w:w="1531"/>
+          </w:tcPr>
+          <w:p>
+            <w:r>
+              <w:rPr>
+                <w:b/>
+                <w:i w:val="0"/>
+                <w:color w:val="16A34A"/>
+                <w:sz w:val="16"/>
+              </w:rPr>
+              <w:t>s01q29, s01q31, s04q24, s00q04, s11q21, s09fq03, s09fq011</w:t>
+            </w:r>
+          </w:p>
+        </w:tc>
+        <w:tc>
+          <w:tcPr>
+            <w:tcW w:type="dxa" w:w="1191"/>
+          </w:tcPr>
+          <w:p>
+            <w:r>
+              <w:rPr>
+                <w:b w:val="0"/>
+                <w:i w:val="0"/>
+                <w:color w:val="64748B"/>
+                <w:sz w:val="16"/>
+              </w:rPr>
+              <w:t>GT-CQ</w:t>
+            </w:r>
+          </w:p>
+        </w:tc>
+        <w:tc>
+          <w:tcPr>
+            <w:tcW w:type="dxa" w:w="4706"/>
+          </w:tcPr>
+          <w:p>
+            <w:r>
+              <w:rPr>
+                <w:b w:val="0"/>
+                <w:i w:val="0"/>
+                <w:sz w:val="17"/>
+              </w:rPr>
+              <w:t>FCFA dans Frais de connexion au réseau de distribution d'eau mais dit ne pas être connecté à un réseau d'eau courante, prière de corriger cette incoherence</w:t>
+            </w:r>
+          </w:p>
+        </w:tc>
+      </w:tr>
+      <w:tr>
+        <w:tc>
+          <w:tcPr>
+            <w:tcW w:type="dxa" w:w="964"/>
+          </w:tcPr>
+          <w:p>
+            <w:r>
+              <w:rPr>
+                <w:b/>
+                <w:i w:val="0"/>
+                <w:color w:val="EA580C"/>
+                <w:sz w:val="16"/>
+              </w:rPr>
+              <w:t>Moyenne</w:t>
+            </w:r>
+          </w:p>
+        </w:tc>
+        <w:tc>
+          <w:tcPr>
+            <w:tcW w:type="dxa" w:w="1247"/>
+          </w:tcPr>
+          <w:p>
+            <w:r>
+              <w:rPr>
+                <w:b/>
+                <w:i w:val="0"/>
+                <w:sz w:val="16"/>
+              </w:rPr>
+              <w:t>S00</w:t>
+              <w:br/>
+            </w:r>
+            <w:r>
+              <w:rPr>
+                <w:b w:val="0"/>
+                <w:i w:val="0"/>
+                <w:color w:val="64748B"/>
+                <w:sz w:val="14"/>
+              </w:rPr>
+              <w:t>Identification</w:t>
+            </w:r>
+          </w:p>
+        </w:tc>
+        <w:tc>
+          <w:tcPr>
+            <w:tcW w:type="dxa" w:w="1531"/>
+          </w:tcPr>
+          <w:p>
+            <w:r>
+              <w:rPr>
+                <w:b/>
+                <w:i w:val="0"/>
+                <w:color w:val="16A34A"/>
+                <w:sz w:val="16"/>
+              </w:rPr>
+              <w:t>s00q07a, s00q08, s00q10, s00q13_0, s00q15_0, s00q17_0, s00q23a, s00q23b</w:t>
+            </w:r>
+          </w:p>
+        </w:tc>
+        <w:tc>
+          <w:tcPr>
+            <w:tcW w:type="dxa" w:w="1191"/>
+          </w:tcPr>
+          <w:p>
+            <w:r>
+              <w:rPr>
+                <w:b w:val="0"/>
+                <w:i w:val="0"/>
+                <w:color w:val="64748B"/>
+                <w:sz w:val="16"/>
+              </w:rPr>
+              <w:t>GT-CQ</w:t>
+            </w:r>
+          </w:p>
+        </w:tc>
+        <w:tc>
+          <w:tcPr>
+            <w:tcW w:type="dxa" w:w="4706"/>
+          </w:tcPr>
+          <w:p>
+            <w:r>
+              <w:rPr>
+                <w:b w:val="0"/>
+                <w:i w:val="0"/>
+                <w:sz w:val="17"/>
+              </w:rPr>
+              <w:t>Prière de renseigner toutes les informations du ménage dans la section 0 avant d'entamer les autres informations.</w:t>
+            </w:r>
+          </w:p>
+        </w:tc>
+      </w:tr>
+      <w:tr>
+        <w:tc>
+          <w:tcPr>
+            <w:tcW w:type="dxa" w:w="964"/>
+          </w:tcPr>
+          <w:p>
+            <w:r>
+              <w:rPr>
+                <w:b/>
+                <w:i w:val="0"/>
+                <w:color w:val="EA580C"/>
+                <w:sz w:val="16"/>
+              </w:rPr>
+              <w:t>Moyenne</w:t>
+            </w:r>
+          </w:p>
+        </w:tc>
+        <w:tc>
+          <w:tcPr>
+            <w:tcW w:type="dxa" w:w="1247"/>
+          </w:tcPr>
+          <w:p>
+            <w:r>
+              <w:rPr>
+                <w:b/>
+                <w:i w:val="0"/>
+                <w:sz w:val="16"/>
+              </w:rPr>
+              <w:t>S00</w:t>
+              <w:br/>
+            </w:r>
+            <w:r>
+              <w:rPr>
+                <w:b w:val="0"/>
+                <w:i w:val="0"/>
+                <w:color w:val="64748B"/>
+                <w:sz w:val="14"/>
+              </w:rPr>
+              <w:t>Identification</w:t>
+            </w:r>
+          </w:p>
+        </w:tc>
+        <w:tc>
+          <w:tcPr>
+            <w:tcW w:type="dxa" w:w="1531"/>
+          </w:tcPr>
+          <w:p>
+            <w:r>
+              <w:rPr>
+                <w:b/>
+                <w:i w:val="0"/>
+                <w:color w:val="16A34A"/>
+                <w:sz w:val="16"/>
+              </w:rPr>
+              <w:t>—</w:t>
+            </w:r>
+          </w:p>
+        </w:tc>
+        <w:tc>
+          <w:tcPr>
+            <w:tcW w:type="dxa" w:w="1191"/>
+          </w:tcPr>
+          <w:p>
+            <w:r>
+              <w:rPr>
+                <w:b w:val="0"/>
+                <w:i w:val="0"/>
+                <w:color w:val="64748B"/>
+                <w:sz w:val="16"/>
+              </w:rPr>
+              <w:t>GT-CQ</w:t>
+            </w:r>
+          </w:p>
+        </w:tc>
+        <w:tc>
+          <w:tcPr>
+            <w:tcW w:type="dxa" w:w="4706"/>
+          </w:tcPr>
+          <w:p>
+            <w:r>
+              <w:rPr>
+                <w:b w:val="0"/>
+                <w:i w:val="0"/>
+                <w:sz w:val="17"/>
+              </w:rPr>
+              <w:t>L'adresse ou la localisation du ménage doit être bien renseignée, ne doit pas contenir des numéros de téléphone et elle semble courte pour être une adresse.</w:t>
+            </w:r>
+          </w:p>
+        </w:tc>
+      </w:tr>
+      <w:tr>
+        <w:tc>
+          <w:tcPr>
+            <w:tcW w:type="dxa" w:w="964"/>
+          </w:tcPr>
+          <w:p>
+            <w:r>
+              <w:rPr>
+                <w:b/>
+                <w:i w:val="0"/>
+                <w:color w:val="EA580C"/>
+                <w:sz w:val="16"/>
+              </w:rPr>
+              <w:t>Moyenne</w:t>
+            </w:r>
+          </w:p>
+        </w:tc>
+        <w:tc>
+          <w:tcPr>
+            <w:tcW w:type="dxa" w:w="1247"/>
+          </w:tcPr>
+          <w:p>
+            <w:r>
+              <w:rPr>
+                <w:b/>
+                <w:i w:val="0"/>
+                <w:sz w:val="16"/>
+              </w:rPr>
+              <w:t>S00</w:t>
+              <w:br/>
+            </w:r>
+            <w:r>
+              <w:rPr>
+                <w:b w:val="0"/>
+                <w:i w:val="0"/>
+                <w:color w:val="64748B"/>
+                <w:sz w:val="14"/>
+              </w:rPr>
+              <w:t>Identification</w:t>
+            </w:r>
+          </w:p>
+        </w:tc>
+        <w:tc>
+          <w:tcPr>
+            <w:tcW w:type="dxa" w:w="1531"/>
+          </w:tcPr>
+          <w:p>
+            <w:r>
+              <w:rPr>
+                <w:b/>
+                <w:i w:val="0"/>
+                <w:color w:val="16A34A"/>
+                <w:sz w:val="16"/>
+              </w:rPr>
+              <w:t>—</w:t>
+            </w:r>
+          </w:p>
+        </w:tc>
+        <w:tc>
+          <w:tcPr>
+            <w:tcW w:type="dxa" w:w="1191"/>
+          </w:tcPr>
+          <w:p>
+            <w:r>
+              <w:rPr>
+                <w:b w:val="0"/>
+                <w:i w:val="0"/>
+                <w:color w:val="64748B"/>
+                <w:sz w:val="16"/>
+              </w:rPr>
+              <w:t>GT-CQ</w:t>
+            </w:r>
+          </w:p>
+        </w:tc>
+        <w:tc>
+          <w:tcPr>
+            <w:tcW w:type="dxa" w:w="4706"/>
+          </w:tcPr>
+          <w:p>
+            <w:r>
+              <w:rPr>
+                <w:b w:val="0"/>
+                <w:i w:val="0"/>
+                <w:sz w:val="17"/>
+              </w:rPr>
+              <w:t>Prière de renseigner la bonne adresse.Attention! Il manque des informations non renseignées dans la section 0, prière de regarder toutes les autres informations dans l'identification du ménage (IDENTIFICATION ET RENSEIGNEMENTS DE CONTROLE) ou dans OBSERVATIONS pour pouvoir renseigné toutes les questions liées au ménage.</w:t>
+            </w:r>
+          </w:p>
+        </w:tc>
+      </w:tr>
+      <w:tr>
+        <w:tc>
+          <w:tcPr>
+            <w:tcW w:type="dxa" w:w="964"/>
+          </w:tcPr>
+          <w:p>
+            <w:r>
+              <w:rPr>
+                <w:b/>
+                <w:i w:val="0"/>
+                <w:color w:val="EA580C"/>
+                <w:sz w:val="16"/>
+              </w:rPr>
+              <w:t>Moyenne</w:t>
+            </w:r>
+          </w:p>
+        </w:tc>
+        <w:tc>
+          <w:tcPr>
+            <w:tcW w:type="dxa" w:w="1247"/>
+          </w:tcPr>
+          <w:p>
+            <w:r>
+              <w:rPr>
+                <w:b/>
+                <w:i w:val="0"/>
+                <w:sz w:val="16"/>
+              </w:rPr>
+              <w:t>S01</w:t>
+              <w:br/>
+            </w:r>
+            <w:r>
+              <w:rPr>
+                <w:b w:val="0"/>
+                <w:i w:val="0"/>
+                <w:color w:val="64748B"/>
+                <w:sz w:val="14"/>
+              </w:rPr>
+              <w:t>Démographie</w:t>
+            </w:r>
+          </w:p>
+        </w:tc>
+        <w:tc>
+          <w:tcPr>
+            <w:tcW w:type="dxa" w:w="1531"/>
+          </w:tcPr>
+          <w:p>
+            <w:r>
+              <w:rPr>
+                <w:b/>
+                <w:i w:val="0"/>
+                <w:color w:val="16A34A"/>
+                <w:sz w:val="16"/>
+              </w:rPr>
+              <w:t>s01q10_1</w:t>
+            </w:r>
+          </w:p>
+        </w:tc>
+        <w:tc>
+          <w:tcPr>
+            <w:tcW w:type="dxa" w:w="1191"/>
+          </w:tcPr>
+          <w:p>
+            <w:r>
+              <w:rPr>
+                <w:b w:val="0"/>
+                <w:i w:val="0"/>
+                <w:color w:val="64748B"/>
+                <w:sz w:val="16"/>
+              </w:rPr>
+              <w:t>GT-CQ</w:t>
+            </w:r>
+          </w:p>
+        </w:tc>
+        <w:tc>
+          <w:tcPr>
+            <w:tcW w:type="dxa" w:w="4706"/>
+          </w:tcPr>
+          <w:p>
+            <w:r>
+              <w:rPr>
+                <w:b w:val="0"/>
+                <w:i w:val="0"/>
+                <w:sz w:val="17"/>
+              </w:rPr>
+              <w:t>La taille du ménage lors de l'enquête principale (6) de ce ménage est inférieur à la taille du denombrement (11), prière de fournir des explications concrètes ou aller revisiter le ménage.</w:t>
+            </w:r>
+          </w:p>
+        </w:tc>
+      </w:tr>
+      <w:tr>
+        <w:tc>
+          <w:tcPr>
+            <w:tcW w:type="dxa" w:w="964"/>
+          </w:tcPr>
+          <w:p>
+            <w:r>
+              <w:rPr>
+                <w:b/>
+                <w:i w:val="0"/>
+                <w:color w:val="EA580C"/>
+                <w:sz w:val="16"/>
+              </w:rPr>
+              <w:t>Moyenne</w:t>
+            </w:r>
+          </w:p>
+        </w:tc>
+        <w:tc>
+          <w:tcPr>
+            <w:tcW w:type="dxa" w:w="1247"/>
+          </w:tcPr>
+          <w:p>
+            <w:r>
+              <w:rPr>
+                <w:b/>
+                <w:i w:val="0"/>
+                <w:sz w:val="16"/>
+              </w:rPr>
               <w:t>S02</w:t>
               <w:br/>
             </w:r>
@@ -575,7 +1295,7 @@
                 <w:i w:val="0"/>
                 <w:sz w:val="17"/>
               </w:rPr>
-              <w:t>Incohérence!!! seulement les écoles privées paient les frais de scolarité (y compris les frais d'inscription).</w:t>
+              <w:t>Attention!!! le montant payé de IBRAHIMA SYLLA pour la cotisation est de 300 FCFA qui semble faible.</w:t>
             </w:r>
           </w:p>
         </w:tc>
@@ -590,10 +1310,10 @@
               <w:rPr>
                 <w:b/>
                 <w:i w:val="0"/>
-                <w:color w:val="DC2626"/>
+                <w:color w:val="EA580C"/>
                 <w:sz w:val="16"/>
               </w:rPr>
-              <w:t>Haute</w:t>
+              <w:t>Moyenne</w:t>
             </w:r>
           </w:p>
         </w:tc>
@@ -608,7 +1328,7 @@
                 <w:i w:val="0"/>
                 <w:sz w:val="16"/>
               </w:rPr>
-              <w:t>S07</w:t>
+              <w:t>S02</w:t>
               <w:br/>
             </w:r>
             <w:r>
@@ -618,7 +1338,7 @@
                 <w:color w:val="64748B"/>
                 <w:sz w:val="14"/>
               </w:rPr>
-              <w:t>Consommation alimentaire</w:t>
+              <w:t>Éducation</w:t>
             </w:r>
           </w:p>
         </w:tc>
@@ -634,7 +1354,7 @@
                 <w:color w:val="16A34A"/>
                 <w:sz w:val="16"/>
               </w:rPr>
-              <w:t>s01q28, s01q29, s01q30, s02q01__1, s02q02__1, s02q03__1, s02q15, s03q18</w:t>
+              <w:t>—</w:t>
             </w:r>
           </w:p>
         </w:tc>
@@ -665,1087 +1385,7 @@
                 <w:i w:val="0"/>
                 <w:sz w:val="17"/>
               </w:rPr>
-              <w:t>Avertissement!! Les quantités du Thé soluble ou infusion consommées en Sachets industriel semble incoherent car les ménages consomment géneralement en sachet ou en paquet, prière de corriger ou confirmer avec le QG.</w:t>
-            </w:r>
-          </w:p>
-        </w:tc>
-      </w:tr>
-      <w:tr>
-        <w:tc>
-          <w:tcPr>
-            <w:tcW w:type="dxa" w:w="964"/>
-          </w:tcPr>
-          <w:p>
-            <w:r>
-              <w:rPr>
-                <w:b/>
-                <w:i w:val="0"/>
-                <w:color w:val="DC2626"/>
-                <w:sz w:val="16"/>
-              </w:rPr>
-              <w:t>Haute</w:t>
-            </w:r>
-          </w:p>
-        </w:tc>
-        <w:tc>
-          <w:tcPr>
-            <w:tcW w:type="dxa" w:w="1247"/>
-          </w:tcPr>
-          <w:p>
-            <w:r>
-              <w:rPr>
-                <w:b/>
-                <w:i w:val="0"/>
-                <w:sz w:val="16"/>
-              </w:rPr>
-              <w:t>S07</w:t>
-              <w:br/>
-            </w:r>
-            <w:r>
-              <w:rPr>
-                <w:b w:val="0"/>
-                <w:i w:val="0"/>
-                <w:color w:val="64748B"/>
-                <w:sz w:val="14"/>
-              </w:rPr>
-              <w:t>Consommation alimentaire</w:t>
-            </w:r>
-          </w:p>
-        </w:tc>
-        <w:tc>
-          <w:tcPr>
-            <w:tcW w:type="dxa" w:w="1531"/>
-          </w:tcPr>
-          <w:p>
-            <w:r>
-              <w:rPr>
-                <w:b/>
-                <w:i w:val="0"/>
-                <w:color w:val="16A34A"/>
-                <w:sz w:val="16"/>
-              </w:rPr>
-              <w:t>s00q27, s01q03a, s01q03b, s01q03c, s02q04, s03q14, s04q15, s04q16</w:t>
-            </w:r>
-          </w:p>
-        </w:tc>
-        <w:tc>
-          <w:tcPr>
-            <w:tcW w:type="dxa" w:w="1191"/>
-          </w:tcPr>
-          <w:p>
-            <w:r>
-              <w:rPr>
-                <w:b w:val="0"/>
-                <w:i w:val="0"/>
-                <w:color w:val="64748B"/>
-                <w:sz w:val="16"/>
-              </w:rPr>
-              <w:t>GT-CQ</w:t>
-            </w:r>
-          </w:p>
-        </w:tc>
-        <w:tc>
-          <w:tcPr>
-            <w:tcW w:type="dxa" w:w="4706"/>
-          </w:tcPr>
-          <w:p>
-            <w:r>
-              <w:rPr>
-                <w:b w:val="0"/>
-                <w:i w:val="0"/>
-                <w:sz w:val="17"/>
-              </w:rPr>
-              <w:t>Incohérence!! Dans ce ménage, chaque individus consomme par jour .5119048 Kg  de cereale; Prière de vérifier les quantités prises des produits cérealiers (de Riz local Gambiaka à Autres semoules de céréales) auprès du ménage ou confirmer avec le QG.</w:t>
-            </w:r>
-          </w:p>
-        </w:tc>
-      </w:tr>
-      <w:tr>
-        <w:tc>
-          <w:tcPr>
-            <w:tcW w:type="dxa" w:w="964"/>
-          </w:tcPr>
-          <w:p>
-            <w:r>
-              <w:rPr>
-                <w:b/>
-                <w:i w:val="0"/>
-                <w:color w:val="DC2626"/>
-                <w:sz w:val="16"/>
-              </w:rPr>
-              <w:t>Haute</w:t>
-            </w:r>
-          </w:p>
-        </w:tc>
-        <w:tc>
-          <w:tcPr>
-            <w:tcW w:type="dxa" w:w="1247"/>
-          </w:tcPr>
-          <w:p>
-            <w:r>
-              <w:rPr>
-                <w:b/>
-                <w:i w:val="0"/>
-                <w:sz w:val="16"/>
-              </w:rPr>
-              <w:t>S11</w:t>
-              <w:br/>
-            </w:r>
-            <w:r>
-              <w:rPr>
-                <w:b w:val="0"/>
-                <w:i w:val="0"/>
-                <w:color w:val="64748B"/>
-                <w:sz w:val="14"/>
-              </w:rPr>
-              <w:t>Logement / cadre de vie</w:t>
-            </w:r>
-          </w:p>
-        </w:tc>
-        <w:tc>
-          <w:tcPr>
-            <w:tcW w:type="dxa" w:w="1531"/>
-          </w:tcPr>
-          <w:p>
-            <w:r>
-              <w:rPr>
-                <w:b/>
-                <w:i w:val="0"/>
-                <w:color w:val="16A34A"/>
-                <w:sz w:val="16"/>
-              </w:rPr>
-              <w:t>—</w:t>
-            </w:r>
-          </w:p>
-        </w:tc>
-        <w:tc>
-          <w:tcPr>
-            <w:tcW w:type="dxa" w:w="1191"/>
-          </w:tcPr>
-          <w:p>
-            <w:r>
-              <w:rPr>
-                <w:b w:val="0"/>
-                <w:i w:val="0"/>
-                <w:color w:val="64748B"/>
-                <w:sz w:val="16"/>
-              </w:rPr>
-              <w:t>GT-CQ</w:t>
-            </w:r>
-          </w:p>
-        </w:tc>
-        <w:tc>
-          <w:tcPr>
-            <w:tcW w:type="dxa" w:w="4706"/>
-          </w:tcPr>
-          <w:p>
-            <w:r>
-              <w:rPr>
-                <w:b w:val="0"/>
-                <w:i w:val="0"/>
-                <w:sz w:val="17"/>
-              </w:rPr>
-              <w:t>Incoherence!! Le ménage a depensé .</w:t>
-            </w:r>
-          </w:p>
-        </w:tc>
-      </w:tr>
-      <w:tr>
-        <w:tc>
-          <w:tcPr>
-            <w:tcW w:type="dxa" w:w="964"/>
-          </w:tcPr>
-          <w:p>
-            <w:r>
-              <w:rPr>
-                <w:b/>
-                <w:i w:val="0"/>
-                <w:color w:val="DC2626"/>
-                <w:sz w:val="16"/>
-              </w:rPr>
-              <w:t>Haute</w:t>
-            </w:r>
-          </w:p>
-        </w:tc>
-        <w:tc>
-          <w:tcPr>
-            <w:tcW w:type="dxa" w:w="1247"/>
-          </w:tcPr>
-          <w:p>
-            <w:r>
-              <w:rPr>
-                <w:b/>
-                <w:i w:val="0"/>
-                <w:sz w:val="16"/>
-              </w:rPr>
-              <w:t>S11</w:t>
-              <w:br/>
-            </w:r>
-            <w:r>
-              <w:rPr>
-                <w:b w:val="0"/>
-                <w:i w:val="0"/>
-                <w:color w:val="64748B"/>
-                <w:sz w:val="14"/>
-              </w:rPr>
-              <w:t>Logement / cadre de vie</w:t>
-            </w:r>
-          </w:p>
-        </w:tc>
-        <w:tc>
-          <w:tcPr>
-            <w:tcW w:type="dxa" w:w="1531"/>
-          </w:tcPr>
-          <w:p>
-            <w:r>
-              <w:rPr>
-                <w:b/>
-                <w:i w:val="0"/>
-                <w:color w:val="16A34A"/>
-                <w:sz w:val="16"/>
-              </w:rPr>
-              <w:t>s01q29, s01q31, s04q24, s00q04, s11q21, s09fq03, s09fq011</w:t>
-            </w:r>
-          </w:p>
-        </w:tc>
-        <w:tc>
-          <w:tcPr>
-            <w:tcW w:type="dxa" w:w="1191"/>
-          </w:tcPr>
-          <w:p>
-            <w:r>
-              <w:rPr>
-                <w:b w:val="0"/>
-                <w:i w:val="0"/>
-                <w:color w:val="64748B"/>
-                <w:sz w:val="16"/>
-              </w:rPr>
-              <w:t>GT-CQ</w:t>
-            </w:r>
-          </w:p>
-        </w:tc>
-        <w:tc>
-          <w:tcPr>
-            <w:tcW w:type="dxa" w:w="4706"/>
-          </w:tcPr>
-          <w:p>
-            <w:r>
-              <w:rPr>
-                <w:b w:val="0"/>
-                <w:i w:val="0"/>
-                <w:sz w:val="17"/>
-              </w:rPr>
-              <w:t>FCFA dans Frais de connexion au réseau de distribution d'eau mais dit ne pas être connecté à un réseau d'eau courante, prière de corriger cette incoherence</w:t>
-            </w:r>
-          </w:p>
-        </w:tc>
-      </w:tr>
-      <w:tr>
-        <w:tc>
-          <w:tcPr>
-            <w:tcW w:type="dxa" w:w="964"/>
-          </w:tcPr>
-          <w:p>
-            <w:r>
-              <w:rPr>
-                <w:b/>
-                <w:i w:val="0"/>
-                <w:color w:val="EA580C"/>
-                <w:sz w:val="16"/>
-              </w:rPr>
-              <w:t>Moyenne</w:t>
-            </w:r>
-          </w:p>
-        </w:tc>
-        <w:tc>
-          <w:tcPr>
-            <w:tcW w:type="dxa" w:w="1247"/>
-          </w:tcPr>
-          <w:p>
-            <w:r>
-              <w:rPr>
-                <w:b/>
-                <w:i w:val="0"/>
-                <w:sz w:val="16"/>
-              </w:rPr>
-              <w:t>S00</w:t>
-              <w:br/>
-            </w:r>
-            <w:r>
-              <w:rPr>
-                <w:b w:val="0"/>
-                <w:i w:val="0"/>
-                <w:color w:val="64748B"/>
-                <w:sz w:val="14"/>
-              </w:rPr>
-              <w:t>Identification</w:t>
-            </w:r>
-          </w:p>
-        </w:tc>
-        <w:tc>
-          <w:tcPr>
-            <w:tcW w:type="dxa" w:w="1531"/>
-          </w:tcPr>
-          <w:p>
-            <w:r>
-              <w:rPr>
-                <w:b/>
-                <w:i w:val="0"/>
-                <w:color w:val="16A34A"/>
-                <w:sz w:val="16"/>
-              </w:rPr>
-              <w:t>s00q07a, s00q08, s00q10, s00q13_0, s00q15_0, s00q17_0, s00q23a, s00q23b</w:t>
-            </w:r>
-          </w:p>
-        </w:tc>
-        <w:tc>
-          <w:tcPr>
-            <w:tcW w:type="dxa" w:w="1191"/>
-          </w:tcPr>
-          <w:p>
-            <w:r>
-              <w:rPr>
-                <w:b w:val="0"/>
-                <w:i w:val="0"/>
-                <w:color w:val="64748B"/>
-                <w:sz w:val="16"/>
-              </w:rPr>
-              <w:t>GT-CQ</w:t>
-            </w:r>
-          </w:p>
-        </w:tc>
-        <w:tc>
-          <w:tcPr>
-            <w:tcW w:type="dxa" w:w="4706"/>
-          </w:tcPr>
-          <w:p>
-            <w:r>
-              <w:rPr>
-                <w:b w:val="0"/>
-                <w:i w:val="0"/>
-                <w:sz w:val="17"/>
-              </w:rPr>
-              <w:t>Prière de renseigner toutes les informations du ménage dans la section 0 avant d'entamer les autres informations.</w:t>
-            </w:r>
-          </w:p>
-        </w:tc>
-      </w:tr>
-      <w:tr>
-        <w:tc>
-          <w:tcPr>
-            <w:tcW w:type="dxa" w:w="964"/>
-          </w:tcPr>
-          <w:p>
-            <w:r>
-              <w:rPr>
-                <w:b/>
-                <w:i w:val="0"/>
-                <w:color w:val="EA580C"/>
-                <w:sz w:val="16"/>
-              </w:rPr>
-              <w:t>Moyenne</w:t>
-            </w:r>
-          </w:p>
-        </w:tc>
-        <w:tc>
-          <w:tcPr>
-            <w:tcW w:type="dxa" w:w="1247"/>
-          </w:tcPr>
-          <w:p>
-            <w:r>
-              <w:rPr>
-                <w:b/>
-                <w:i w:val="0"/>
-                <w:sz w:val="16"/>
-              </w:rPr>
-              <w:t>S00</w:t>
-              <w:br/>
-            </w:r>
-            <w:r>
-              <w:rPr>
-                <w:b w:val="0"/>
-                <w:i w:val="0"/>
-                <w:color w:val="64748B"/>
-                <w:sz w:val="14"/>
-              </w:rPr>
-              <w:t>Identification</w:t>
-            </w:r>
-          </w:p>
-        </w:tc>
-        <w:tc>
-          <w:tcPr>
-            <w:tcW w:type="dxa" w:w="1531"/>
-          </w:tcPr>
-          <w:p>
-            <w:r>
-              <w:rPr>
-                <w:b/>
-                <w:i w:val="0"/>
-                <w:color w:val="16A34A"/>
-                <w:sz w:val="16"/>
-              </w:rPr>
-              <w:t>—</w:t>
-            </w:r>
-          </w:p>
-        </w:tc>
-        <w:tc>
-          <w:tcPr>
-            <w:tcW w:type="dxa" w:w="1191"/>
-          </w:tcPr>
-          <w:p>
-            <w:r>
-              <w:rPr>
-                <w:b w:val="0"/>
-                <w:i w:val="0"/>
-                <w:color w:val="64748B"/>
-                <w:sz w:val="16"/>
-              </w:rPr>
-              <w:t>GT-CQ</w:t>
-            </w:r>
-          </w:p>
-        </w:tc>
-        <w:tc>
-          <w:tcPr>
-            <w:tcW w:type="dxa" w:w="4706"/>
-          </w:tcPr>
-          <w:p>
-            <w:r>
-              <w:rPr>
-                <w:b w:val="0"/>
-                <w:i w:val="0"/>
-                <w:sz w:val="17"/>
-              </w:rPr>
-              <w:t>L'adresse ou la localisation du ménage doit être bien renseignée, ne doit pas contenir des numéros de téléphone et elle semble courte pour être une adresse.</w:t>
-            </w:r>
-          </w:p>
-        </w:tc>
-      </w:tr>
-      <w:tr>
-        <w:tc>
-          <w:tcPr>
-            <w:tcW w:type="dxa" w:w="964"/>
-          </w:tcPr>
-          <w:p>
-            <w:r>
-              <w:rPr>
-                <w:b/>
-                <w:i w:val="0"/>
-                <w:color w:val="EA580C"/>
-                <w:sz w:val="16"/>
-              </w:rPr>
-              <w:t>Moyenne</w:t>
-            </w:r>
-          </w:p>
-        </w:tc>
-        <w:tc>
-          <w:tcPr>
-            <w:tcW w:type="dxa" w:w="1247"/>
-          </w:tcPr>
-          <w:p>
-            <w:r>
-              <w:rPr>
-                <w:b/>
-                <w:i w:val="0"/>
-                <w:sz w:val="16"/>
-              </w:rPr>
-              <w:t>S00</w:t>
-              <w:br/>
-            </w:r>
-            <w:r>
-              <w:rPr>
-                <w:b w:val="0"/>
-                <w:i w:val="0"/>
-                <w:color w:val="64748B"/>
-                <w:sz w:val="14"/>
-              </w:rPr>
-              <w:t>Identification</w:t>
-            </w:r>
-          </w:p>
-        </w:tc>
-        <w:tc>
-          <w:tcPr>
-            <w:tcW w:type="dxa" w:w="1531"/>
-          </w:tcPr>
-          <w:p>
-            <w:r>
-              <w:rPr>
-                <w:b/>
-                <w:i w:val="0"/>
-                <w:color w:val="16A34A"/>
-                <w:sz w:val="16"/>
-              </w:rPr>
-              <w:t>—</w:t>
-            </w:r>
-          </w:p>
-        </w:tc>
-        <w:tc>
-          <w:tcPr>
-            <w:tcW w:type="dxa" w:w="1191"/>
-          </w:tcPr>
-          <w:p>
-            <w:r>
-              <w:rPr>
-                <w:b w:val="0"/>
-                <w:i w:val="0"/>
-                <w:color w:val="64748B"/>
-                <w:sz w:val="16"/>
-              </w:rPr>
-              <w:t>GT-CQ</w:t>
-            </w:r>
-          </w:p>
-        </w:tc>
-        <w:tc>
-          <w:tcPr>
-            <w:tcW w:type="dxa" w:w="4706"/>
-          </w:tcPr>
-          <w:p>
-            <w:r>
-              <w:rPr>
-                <w:b w:val="0"/>
-                <w:i w:val="0"/>
-                <w:sz w:val="17"/>
-              </w:rPr>
-              <w:t>Prière de renseigner la bonne adresse.Attention! Il manque des informations non renseignées dans la section 0, prière de regarder toutes les autres informations dans l'identification du ménage (IDENTIFICATION ET RENSEIGNEMENTS DE CONTROLE) ou dans OBSERVATIONS pour pouvoir renseigné toutes les questions liées au ménage.</w:t>
-            </w:r>
-          </w:p>
-        </w:tc>
-      </w:tr>
-      <w:tr>
-        <w:tc>
-          <w:tcPr>
-            <w:tcW w:type="dxa" w:w="964"/>
-          </w:tcPr>
-          <w:p>
-            <w:r>
-              <w:rPr>
-                <w:b/>
-                <w:i w:val="0"/>
-                <w:color w:val="EA580C"/>
-                <w:sz w:val="16"/>
-              </w:rPr>
-              <w:t>Moyenne</w:t>
-            </w:r>
-          </w:p>
-        </w:tc>
-        <w:tc>
-          <w:tcPr>
-            <w:tcW w:type="dxa" w:w="1247"/>
-          </w:tcPr>
-          <w:p>
-            <w:r>
-              <w:rPr>
-                <w:b/>
-                <w:i w:val="0"/>
-                <w:sz w:val="16"/>
-              </w:rPr>
-              <w:t>S01</w:t>
-              <w:br/>
-            </w:r>
-            <w:r>
-              <w:rPr>
-                <w:b w:val="0"/>
-                <w:i w:val="0"/>
-                <w:color w:val="64748B"/>
-                <w:sz w:val="14"/>
-              </w:rPr>
-              <w:t>Démographie</w:t>
-            </w:r>
-          </w:p>
-        </w:tc>
-        <w:tc>
-          <w:tcPr>
-            <w:tcW w:type="dxa" w:w="1531"/>
-          </w:tcPr>
-          <w:p>
-            <w:r>
-              <w:rPr>
-                <w:b/>
-                <w:i w:val="0"/>
-                <w:color w:val="16A34A"/>
-                <w:sz w:val="16"/>
-              </w:rPr>
-              <w:t>s01q10_1</w:t>
-            </w:r>
-          </w:p>
-        </w:tc>
-        <w:tc>
-          <w:tcPr>
-            <w:tcW w:type="dxa" w:w="1191"/>
-          </w:tcPr>
-          <w:p>
-            <w:r>
-              <w:rPr>
-                <w:b w:val="0"/>
-                <w:i w:val="0"/>
-                <w:color w:val="64748B"/>
-                <w:sz w:val="16"/>
-              </w:rPr>
-              <w:t>GT-CQ</w:t>
-            </w:r>
-          </w:p>
-        </w:tc>
-        <w:tc>
-          <w:tcPr>
-            <w:tcW w:type="dxa" w:w="4706"/>
-          </w:tcPr>
-          <w:p>
-            <w:r>
-              <w:rPr>
-                <w:b w:val="0"/>
-                <w:i w:val="0"/>
-                <w:sz w:val="17"/>
-              </w:rPr>
-              <w:t>La taille du ménage lors de l'enquête principale (6) de ce ménage est inférieur à la taille du denombrement (11), prière de fournir des explications concrètes ou aller revisiter le ménage.</w:t>
-            </w:r>
-          </w:p>
-        </w:tc>
-      </w:tr>
-      <w:tr>
-        <w:tc>
-          <w:tcPr>
-            <w:tcW w:type="dxa" w:w="964"/>
-          </w:tcPr>
-          <w:p>
-            <w:r>
-              <w:rPr>
-                <w:b/>
-                <w:i w:val="0"/>
-                <w:color w:val="EA580C"/>
-                <w:sz w:val="16"/>
-              </w:rPr>
-              <w:t>Moyenne</w:t>
-            </w:r>
-          </w:p>
-        </w:tc>
-        <w:tc>
-          <w:tcPr>
-            <w:tcW w:type="dxa" w:w="1247"/>
-          </w:tcPr>
-          <w:p>
-            <w:r>
-              <w:rPr>
-                <w:b/>
-                <w:i w:val="0"/>
-                <w:sz w:val="16"/>
-              </w:rPr>
-              <w:t>S02</w:t>
-              <w:br/>
-            </w:r>
-            <w:r>
-              <w:rPr>
-                <w:b w:val="0"/>
-                <w:i w:val="0"/>
-                <w:color w:val="64748B"/>
-                <w:sz w:val="14"/>
-              </w:rPr>
-              <w:t>Éducation</w:t>
-            </w:r>
-          </w:p>
-        </w:tc>
-        <w:tc>
-          <w:tcPr>
-            <w:tcW w:type="dxa" w:w="1531"/>
-          </w:tcPr>
-          <w:p>
-            <w:r>
-              <w:rPr>
-                <w:b/>
-                <w:i w:val="0"/>
-                <w:color w:val="16A34A"/>
-                <w:sz w:val="16"/>
-              </w:rPr>
-              <w:t>—</w:t>
-            </w:r>
-          </w:p>
-        </w:tc>
-        <w:tc>
-          <w:tcPr>
-            <w:tcW w:type="dxa" w:w="1191"/>
-          </w:tcPr>
-          <w:p>
-            <w:r>
-              <w:rPr>
-                <w:b w:val="0"/>
-                <w:i w:val="0"/>
-                <w:color w:val="64748B"/>
-                <w:sz w:val="16"/>
-              </w:rPr>
-              <w:t>GT-CQ</w:t>
-            </w:r>
-          </w:p>
-        </w:tc>
-        <w:tc>
-          <w:tcPr>
-            <w:tcW w:type="dxa" w:w="4706"/>
-          </w:tcPr>
-          <w:p>
-            <w:r>
-              <w:rPr>
-                <w:b w:val="0"/>
-                <w:i w:val="0"/>
-                <w:sz w:val="17"/>
-              </w:rPr>
-              <w:t>veuillez, s'il vous plait, confirmer les frais de scolarité ( 5000 FCFA) payée de MAMADOU FOULA SYLLA avec le QG ou apporter les corrections nécessaires.</w:t>
-            </w:r>
-          </w:p>
-        </w:tc>
-      </w:tr>
-      <w:tr>
-        <w:tc>
-          <w:tcPr>
-            <w:tcW w:type="dxa" w:w="964"/>
-          </w:tcPr>
-          <w:p>
-            <w:r>
-              <w:rPr>
-                <w:b/>
-                <w:i w:val="0"/>
-                <w:color w:val="EA580C"/>
-                <w:sz w:val="16"/>
-              </w:rPr>
-              <w:t>Moyenne</w:t>
-            </w:r>
-          </w:p>
-        </w:tc>
-        <w:tc>
-          <w:tcPr>
-            <w:tcW w:type="dxa" w:w="1247"/>
-          </w:tcPr>
-          <w:p>
-            <w:r>
-              <w:rPr>
-                <w:b/>
-                <w:i w:val="0"/>
-                <w:sz w:val="16"/>
-              </w:rPr>
-              <w:t>S02</w:t>
-              <w:br/>
-            </w:r>
-            <w:r>
-              <w:rPr>
-                <w:b w:val="0"/>
-                <w:i w:val="0"/>
-                <w:color w:val="64748B"/>
-                <w:sz w:val="14"/>
-              </w:rPr>
-              <w:t>Éducation</w:t>
-            </w:r>
-          </w:p>
-        </w:tc>
-        <w:tc>
-          <w:tcPr>
-            <w:tcW w:type="dxa" w:w="1531"/>
-          </w:tcPr>
-          <w:p>
-            <w:r>
-              <w:rPr>
-                <w:b/>
-                <w:i w:val="0"/>
-                <w:color w:val="16A34A"/>
-                <w:sz w:val="16"/>
-              </w:rPr>
-              <w:t>—</w:t>
-            </w:r>
-          </w:p>
-        </w:tc>
-        <w:tc>
-          <w:tcPr>
-            <w:tcW w:type="dxa" w:w="1191"/>
-          </w:tcPr>
-          <w:p>
-            <w:r>
-              <w:rPr>
-                <w:b w:val="0"/>
-                <w:i w:val="0"/>
-                <w:color w:val="64748B"/>
-                <w:sz w:val="16"/>
-              </w:rPr>
-              <w:t>GT-CQ</w:t>
-            </w:r>
-          </w:p>
-        </w:tc>
-        <w:tc>
-          <w:tcPr>
-            <w:tcW w:type="dxa" w:w="4706"/>
-          </w:tcPr>
-          <w:p>
-            <w:r>
-              <w:rPr>
-                <w:b w:val="0"/>
-                <w:i w:val="0"/>
-                <w:sz w:val="17"/>
-              </w:rPr>
-              <w:t>veuillez, s'il vous plait, confirmer les frais de scolarité ( 600 FCFA) payée de IBRAHIMA SYLLA avec le QG ou apporter les corrections nécessaires.</w:t>
-            </w:r>
-          </w:p>
-        </w:tc>
-      </w:tr>
-      <w:tr>
-        <w:tc>
-          <w:tcPr>
-            <w:tcW w:type="dxa" w:w="964"/>
-          </w:tcPr>
-          <w:p>
-            <w:r>
-              <w:rPr>
-                <w:b/>
-                <w:i w:val="0"/>
-                <w:color w:val="EA580C"/>
-                <w:sz w:val="16"/>
-              </w:rPr>
-              <w:t>Moyenne</w:t>
-            </w:r>
-          </w:p>
-        </w:tc>
-        <w:tc>
-          <w:tcPr>
-            <w:tcW w:type="dxa" w:w="1247"/>
-          </w:tcPr>
-          <w:p>
-            <w:r>
-              <w:rPr>
-                <w:b/>
-                <w:i w:val="0"/>
-                <w:sz w:val="16"/>
-              </w:rPr>
-              <w:t>S02</w:t>
-              <w:br/>
-            </w:r>
-            <w:r>
-              <w:rPr>
-                <w:b w:val="0"/>
-                <w:i w:val="0"/>
-                <w:color w:val="64748B"/>
-                <w:sz w:val="14"/>
-              </w:rPr>
-              <w:t>Éducation</w:t>
-            </w:r>
-          </w:p>
-        </w:tc>
-        <w:tc>
-          <w:tcPr>
-            <w:tcW w:type="dxa" w:w="1531"/>
-          </w:tcPr>
-          <w:p>
-            <w:r>
-              <w:rPr>
-                <w:b/>
-                <w:i w:val="0"/>
-                <w:color w:val="16A34A"/>
-                <w:sz w:val="16"/>
-              </w:rPr>
-              <w:t>—</w:t>
-            </w:r>
-          </w:p>
-        </w:tc>
-        <w:tc>
-          <w:tcPr>
-            <w:tcW w:type="dxa" w:w="1191"/>
-          </w:tcPr>
-          <w:p>
-            <w:r>
-              <w:rPr>
-                <w:b w:val="0"/>
-                <w:i w:val="0"/>
-                <w:color w:val="64748B"/>
-                <w:sz w:val="16"/>
-              </w:rPr>
-              <w:t>GT-CQ</w:t>
-            </w:r>
-          </w:p>
-        </w:tc>
-        <w:tc>
-          <w:tcPr>
-            <w:tcW w:type="dxa" w:w="4706"/>
-          </w:tcPr>
-          <w:p>
-            <w:r>
-              <w:rPr>
-                <w:b w:val="0"/>
-                <w:i w:val="0"/>
-                <w:sz w:val="17"/>
-              </w:rPr>
-              <w:t>Attention!!! le montant payé de IBRAHIMA SYLLA pour la cotisation est de 300 FCFA qui semble faible.</w:t>
-            </w:r>
-          </w:p>
-        </w:tc>
-      </w:tr>
-      <w:tr>
-        <w:tc>
-          <w:tcPr>
-            <w:tcW w:type="dxa" w:w="964"/>
-          </w:tcPr>
-          <w:p>
-            <w:r>
-              <w:rPr>
-                <w:b/>
-                <w:i w:val="0"/>
-                <w:color w:val="EA580C"/>
-                <w:sz w:val="16"/>
-              </w:rPr>
-              <w:t>Moyenne</w:t>
-            </w:r>
-          </w:p>
-        </w:tc>
-        <w:tc>
-          <w:tcPr>
-            <w:tcW w:type="dxa" w:w="1247"/>
-          </w:tcPr>
-          <w:p>
-            <w:r>
-              <w:rPr>
-                <w:b/>
-                <w:i w:val="0"/>
-                <w:sz w:val="16"/>
-              </w:rPr>
-              <w:t>S02</w:t>
-              <w:br/>
-            </w:r>
-            <w:r>
-              <w:rPr>
-                <w:b w:val="0"/>
-                <w:i w:val="0"/>
-                <w:color w:val="64748B"/>
-                <w:sz w:val="14"/>
-              </w:rPr>
-              <w:t>Éducation</w:t>
-            </w:r>
-          </w:p>
-        </w:tc>
-        <w:tc>
-          <w:tcPr>
-            <w:tcW w:type="dxa" w:w="1531"/>
-          </w:tcPr>
-          <w:p>
-            <w:r>
-              <w:rPr>
-                <w:b/>
-                <w:i w:val="0"/>
-                <w:color w:val="16A34A"/>
-                <w:sz w:val="16"/>
-              </w:rPr>
-              <w:t>—</w:t>
-            </w:r>
-          </w:p>
-        </w:tc>
-        <w:tc>
-          <w:tcPr>
-            <w:tcW w:type="dxa" w:w="1191"/>
-          </w:tcPr>
-          <w:p>
-            <w:r>
-              <w:rPr>
-                <w:b w:val="0"/>
-                <w:i w:val="0"/>
-                <w:color w:val="64748B"/>
-                <w:sz w:val="16"/>
-              </w:rPr>
-              <w:t>GT-CQ</w:t>
-            </w:r>
-          </w:p>
-        </w:tc>
-        <w:tc>
-          <w:tcPr>
-            <w:tcW w:type="dxa" w:w="4706"/>
-          </w:tcPr>
-          <w:p>
-            <w:r>
-              <w:rPr>
-                <w:b w:val="0"/>
-                <w:i w:val="0"/>
-                <w:sz w:val="17"/>
-              </w:rPr>
               <w:t>Veuillez verifier cette information auprès de l'enquêté ou confirmer avec le QG.</w:t>
-            </w:r>
-          </w:p>
-        </w:tc>
-      </w:tr>
-      <w:tr>
-        <w:tc>
-          <w:tcPr>
-            <w:tcW w:type="dxa" w:w="964"/>
-          </w:tcPr>
-          <w:p>
-            <w:r>
-              <w:rPr>
-                <w:b/>
-                <w:i w:val="0"/>
-                <w:color w:val="EA580C"/>
-                <w:sz w:val="16"/>
-              </w:rPr>
-              <w:t>Moyenne</w:t>
-            </w:r>
-          </w:p>
-        </w:tc>
-        <w:tc>
-          <w:tcPr>
-            <w:tcW w:type="dxa" w:w="1247"/>
-          </w:tcPr>
-          <w:p>
-            <w:r>
-              <w:rPr>
-                <w:b/>
-                <w:i w:val="0"/>
-                <w:sz w:val="16"/>
-              </w:rPr>
-              <w:t>S02</w:t>
-              <w:br/>
-            </w:r>
-            <w:r>
-              <w:rPr>
-                <w:b w:val="0"/>
-                <w:i w:val="0"/>
-                <w:color w:val="64748B"/>
-                <w:sz w:val="14"/>
-              </w:rPr>
-              <w:t>Éducation</w:t>
-            </w:r>
-          </w:p>
-        </w:tc>
-        <w:tc>
-          <w:tcPr>
-            <w:tcW w:type="dxa" w:w="1531"/>
-          </w:tcPr>
-          <w:p>
-            <w:r>
-              <w:rPr>
-                <w:b/>
-                <w:i w:val="0"/>
-                <w:color w:val="16A34A"/>
-                <w:sz w:val="16"/>
-              </w:rPr>
-              <w:t>—</w:t>
-            </w:r>
-          </w:p>
-        </w:tc>
-        <w:tc>
-          <w:tcPr>
-            <w:tcW w:type="dxa" w:w="1191"/>
-          </w:tcPr>
-          <w:p>
-            <w:r>
-              <w:rPr>
-                <w:b w:val="0"/>
-                <w:i w:val="0"/>
-                <w:color w:val="64748B"/>
-                <w:sz w:val="16"/>
-              </w:rPr>
-              <w:t>GT-CQ</w:t>
-            </w:r>
-          </w:p>
-        </w:tc>
-        <w:tc>
-          <w:tcPr>
-            <w:tcW w:type="dxa" w:w="4706"/>
-          </w:tcPr>
-          <w:p>
-            <w:r>
-              <w:rPr>
-                <w:b w:val="0"/>
-                <w:i w:val="0"/>
-                <w:sz w:val="17"/>
-              </w:rPr>
-              <w:t>veuillez, s'il vous plait, confirmer les frais de scolarité ( 600 FCFA) payée de RAMATOU SADIO SYLLA avec le QG ou apporter les corrections nécessaires.</w:t>
             </w:r>
           </w:p>
         </w:tc>
